--- a/spa/docx/37.content.docx
+++ b/spa/docx/37.content.docx
@@ -235,7 +235,7 @@
         <w:rPr>
           <w:lang w:val="es_ES" w:bidi="es_ES"/>
         </w:rPr>
-        <w:t xml:space="preserve"> El Señor Todopoderoso les preguntó:—¿Por qué andan diciendo que todavía no es tiempo de reconstruir mi templo?</w:t>
+        <w:t xml:space="preserve"> El Señor Todopoderoso les preguntó: —¿Por qué andan diciendo que todavía no es tiempo de reconstruir mi templo?</w:t>
       </w:r>
     </w:p>
     <w:p>
@@ -298,7 +298,7 @@
         <w:rPr>
           <w:lang w:val="es_ES" w:bidi="es_ES"/>
         </w:rPr>
-        <w:t xml:space="preserve"> Ahora, esto es lo que dice el Señor Todopoderoso:—Reflexionen sobre su conducta.</w:t>
+        <w:t xml:space="preserve"> Ahora, esto es lo que dice el Señor Todopoderoso: —Reflexionen sobre su conducta.</w:t>
       </w:r>
     </w:p>
     <w:p>
@@ -340,7 +340,7 @@
         <w:rPr>
           <w:lang w:val="es_ES" w:bidi="es_ES"/>
         </w:rPr>
-        <w:t xml:space="preserve"> Esto es lo que dice el Señor Todopoderoso:—Reflexionen sobre su conducta.</w:t>
+        <w:t xml:space="preserve"> Esto es lo que dice el Señor Todopoderoso: —Reflexionen sobre su conducta.</w:t>
       </w:r>
     </w:p>
     <w:p>
@@ -466,7 +466,7 @@
         <w:rPr>
           <w:lang w:val="es_ES" w:bidi="es_ES"/>
         </w:rPr>
-        <w:t xml:space="preserve"> Entonces el Señor envió de nuevo al profeta Hageo con este mensaje:—Yo estoy con ustedes.</w:t>
+        <w:t xml:space="preserve"> Entonces el Señor envió de nuevo al profeta Hageo con este mensaje: —Yo estoy con ustedes.</w:t>
       </w:r>
     </w:p>
     <w:p>
@@ -566,7 +566,7 @@
         <w:rPr>
           <w:lang w:val="es_ES" w:bidi="es_ES"/>
         </w:rPr>
-        <w:t xml:space="preserve"> Le djio que les preguntara a Zorobabel, hijo de Salatiel, gobernador de Judá, al sumo sacerdote Josué, hijo de Josadac, y a todo el resto del pueblo:</w:t>
+        <w:t xml:space="preserve"> Le dijo que les preguntara a Zorobabel, hijo de Salatiel, gobernador de Judá, al sumo sacerdote Josué, hijo de Josadac, y a todo el resto del pueblo:</w:t>
       </w:r>
     </w:p>
     <w:p>
@@ -686,7 +686,7 @@
           <w:vertAlign w:val="superscript"/>
           <w:lang w:val="es_ES" w:bidi="es_ES"/>
         </w:rPr>
-        <w:t>9</w:t>
+        <w:t>8-9</w:t>
       </w:r>
       <w:r>
         <w:rPr>
@@ -734,7 +734,7 @@
         <w:rPr>
           <w:lang w:val="es_ES" w:bidi="es_ES"/>
         </w:rPr>
-        <w:t xml:space="preserve"> Esta vez el Señor le dijo que les preguntara a los sacerdotes:—¿Qué dice la ley sobre esto?</w:t>
+        <w:t xml:space="preserve"> Esta vez el Señor le dijo que les preguntara a los sacerdotes: —¿Qué dice la ley sobre esto?</w:t>
       </w:r>
     </w:p>
     <w:p>
@@ -755,7 +755,7 @@
         <w:rPr>
           <w:lang w:val="es_ES" w:bidi="es_ES"/>
         </w:rPr>
-        <w:t xml:space="preserve"> Si alguien lleva carne consagrada en el pliegue de su ropa y con el pliegue toca pan, guiso, vino, aceite o cualquier otro alimento, ¿quedará consagrado ese alimento?—No —respondieron los sacerdotes.</w:t>
+        <w:t xml:space="preserve"> Si alguien lleva carne consagrada en el pliegue de su ropa y con el pliegue toca pan, guiso, vino, aceite o cualquier otro alimento, ¿quedará consagrado ese alimento? —No —respondieron los sacerdotes.</w:t>
       </w:r>
     </w:p>
     <w:p>
@@ -776,7 +776,7 @@
         <w:rPr>
           <w:lang w:val="es_ES" w:bidi="es_ES"/>
         </w:rPr>
-        <w:t xml:space="preserve"> Entonces Hageo preguntó:—Si alguien que está ritualmente impuro por haber tocado un cadáver toca cualquiera de estas cosas, ¿quedará impura?—Sí —respondieron los sacerdotes.</w:t>
+        <w:t xml:space="preserve"> Entonces Hageo preguntó: —Si alguien que está ritualmente impuro por haber tocado un cadáver toca cualquiera de estas cosas, ¿quedará impura? —Sí —respondieron los sacerdotes.</w:t>
       </w:r>
     </w:p>
     <w:p>
@@ -797,7 +797,7 @@
         <w:rPr>
           <w:lang w:val="es_ES" w:bidi="es_ES"/>
         </w:rPr>
-        <w:t xml:space="preserve"> Entonces Hageo les dio el mensaje del Señor:—Así es este pueblo y esta nación delante de mí. Todo lo que hacen y todo lo que me ofrecen está contaminado.</w:t>
+        <w:t xml:space="preserve"> Entonces Hageo les dio el mensaje del Señor: —Así es este pueblo y esta nación delante de mí. Todo lo que hacen y todo lo que me ofrecen está contaminado.</w:t>
       </w:r>
     </w:p>
     <w:p>
@@ -986,7 +986,7 @@
         <w:rPr>
           <w:lang w:val="es_ES" w:bidi="es_ES"/>
         </w:rPr>
-        <w:t xml:space="preserve"> En aquel día te tomaré, Zorobabel, hijo de Salatiel. Eres mi siervo. Te haré como un anillo de sellar, porque yo te he escogido.Lo afirma el Señor Todopoderoso.</w:t>
+        <w:t xml:space="preserve"> En aquel día te tomaré, Zorobabel, hijo de Salatiel. Eres mi siervo. Te haré como un anillo de sellar, porque yo te he escogido. Lo afirma el Señor Todopoderoso.</w:t>
       </w:r>
     </w:p>
     <w:sectPr>
